--- a/BE/Backend Security.docx
+++ b/BE/Backend Security.docx
@@ -1,6 +1,6 @@
 
 <file path=word/document.xml><?xml version="1.0" encoding="utf-8"?>
-<w:document xmlns:wpc="http://schemas.microsoft.com/office/word/2010/wordprocessingCanvas" xmlns:mc="http://schemas.openxmlformats.org/markup-compatibility/2006" xmlns:o="urn:schemas-microsoft-com:office:office" xmlns:r="http://schemas.openxmlformats.org/officeDocument/2006/relationships" xmlns:m="http://schemas.openxmlformats.org/officeDocument/2006/math" xmlns:v="urn:schemas-microsoft-com:vml" xmlns:wp14="http://schemas.microsoft.com/office/word/2010/wordprocessingDrawing" xmlns:wp="http://schemas.openxmlformats.org/drawingml/2006/wordprocessingDrawing" xmlns:w="http://schemas.openxmlformats.org/wordprocessingml/2006/main" xmlns:w14="http://schemas.microsoft.com/office/word/2010/wordml" xmlns:w10="urn:schemas-microsoft-com:office:word" xmlns:w15="http://schemas.microsoft.com/office/word/2012/wordml" xmlns:wpg="http://schemas.microsoft.com/office/word/2010/wordprocessingGroup" xmlns:wpi="http://schemas.microsoft.com/office/word/2010/wordprocessingInk" xmlns:wne="http://schemas.microsoft.com/office/word/2006/wordml" xmlns:wps="http://schemas.microsoft.com/office/word/2010/wordprocessingShape" xmlns:wpsCustomData="http://www.wps.cn/officeDocument/2013/wpsCustomData" mc:Ignorable="w14 w15 wp14">
+<w:document xmlns:wpc="http://schemas.microsoft.com/office/word/2010/wordprocessingCanvas" xmlns:cx="http://schemas.microsoft.com/office/drawing/2014/chartex" xmlns:cx1="http://schemas.microsoft.com/office/drawing/2015/9/8/chartex" xmlns:cx2="http://schemas.microsoft.com/office/drawing/2015/10/21/chartex" xmlns:cx3="http://schemas.microsoft.com/office/drawing/2016/5/9/chartex" xmlns:cx4="http://schemas.microsoft.com/office/drawing/2016/5/10/chartex" xmlns:cx5="http://schemas.microsoft.com/office/drawing/2016/5/11/chartex" xmlns:cx6="http://schemas.microsoft.com/office/drawing/2016/5/12/chartex" xmlns:cx7="http://schemas.microsoft.com/office/drawing/2016/5/13/chartex" xmlns:cx8="http://schemas.microsoft.com/office/drawing/2016/5/14/chartex" xmlns:mc="http://schemas.openxmlformats.org/markup-compatibility/2006" xmlns:o="urn:schemas-microsoft-com:office:office" xmlns:r="http://schemas.openxmlformats.org/officeDocument/2006/relationships" xmlns:m="http://schemas.openxmlformats.org/officeDocument/2006/math" xmlns:v="urn:schemas-microsoft-com:vml" xmlns:wp14="http://schemas.microsoft.com/office/word/2010/wordprocessingDrawing" xmlns:wp="http://schemas.openxmlformats.org/drawingml/2006/wordprocessingDrawing" xmlns:w="http://schemas.openxmlformats.org/wordprocessingml/2006/main" xmlns:w14="http://schemas.microsoft.com/office/word/2010/wordml" xmlns:w10="urn:schemas-microsoft-com:office:word" xmlns:w15="http://schemas.microsoft.com/office/word/2012/wordml" xmlns:wpg="http://schemas.microsoft.com/office/word/2010/wordprocessingGroup" xmlns:wpi="http://schemas.microsoft.com/office/word/2010/wordprocessingInk" xmlns:wne="http://schemas.microsoft.com/office/word/2006/wordml" xmlns:wps="http://schemas.microsoft.com/office/word/2010/wordprocessingShape" xmlns:wpsCustomData="http://www.wps.cn/officeDocument/2013/wpsCustomData" mc:Ignorable="w14 w15 wp14">
   <w:body>
     <w:p>
       <w:pPr>
@@ -9,6 +9,16 @@
           <w:numId w:val="1"/>
         </w:numPr>
       </w:pPr>
+    </w:p>
+    <w:p>
+      <w:pPr>
+        <w:numPr>
+          <w:ilvl w:val="0"/>
+          <w:numId w:val="1"/>
+        </w:numPr>
+      </w:pPr>
+      <w:bookmarkStart w:id="0" w:name="_GoBack"/>
+      <w:bookmarkEnd w:id="0"/>
       <w:r>
         <w:rPr>
           <w:rFonts w:hint="default"/>
@@ -1515,6 +1525,7 @@
     </w:p>
     <w:tbl>
       <w:tblPr>
+        <w:tblStyle w:val="3"/>
         <w:tblW w:w="0" w:type="auto"/>
         <w:tblCellSpacing w:w="15" w:type="dxa"/>
         <w:tblInd w:w="0" w:type="dxa"/>
@@ -1526,7 +1537,7 @@
           <w:insideH w:val="none" w:color="auto" w:sz="0" w:space="0"/>
           <w:insideV w:val="none" w:color="auto" w:sz="0" w:space="0"/>
         </w:tblBorders>
-        <w:shd w:val="clear"/>
+        <w:shd w:val="clear" w:color="auto" w:fill="auto"/>
         <w:tblLayout w:type="autofit"/>
         <w:tblCellMar>
           <w:top w:w="15" w:type="dxa"/>
@@ -1549,7 +1560,7 @@
             <w:insideH w:val="none" w:color="auto" w:sz="0" w:space="0"/>
             <w:insideV w:val="none" w:color="auto" w:sz="0" w:space="0"/>
           </w:tblBorders>
-          <w:shd w:val="clear"/>
+          <w:shd w:val="clear" w:color="auto" w:fill="auto"/>
           <w:tblCellMar>
             <w:top w:w="15" w:type="dxa"/>
             <w:left w:w="15" w:type="dxa"/>
@@ -1564,7 +1575,7 @@
         <w:tc>
           <w:tcPr>
             <w:tcW w:w="0" w:type="auto"/>
-            <w:shd w:val="clear"/>
+            <w:shd w:val="clear" w:color="auto" w:fill="auto"/>
             <w:vAlign w:val="center"/>
           </w:tcPr>
           <w:p>
@@ -1596,7 +1607,7 @@
         <w:tc>
           <w:tcPr>
             <w:tcW w:w="0" w:type="auto"/>
-            <w:shd w:val="clear"/>
+            <w:shd w:val="clear" w:color="auto" w:fill="auto"/>
             <w:vAlign w:val="center"/>
           </w:tcPr>
           <w:p>
@@ -1636,7 +1647,7 @@
             <w:insideH w:val="none" w:color="auto" w:sz="0" w:space="0"/>
             <w:insideV w:val="none" w:color="auto" w:sz="0" w:space="0"/>
           </w:tblBorders>
-          <w:shd w:val="clear"/>
+          <w:shd w:val="clear" w:color="auto" w:fill="auto"/>
           <w:tblCellMar>
             <w:top w:w="15" w:type="dxa"/>
             <w:left w:w="15" w:type="dxa"/>
@@ -1650,7 +1661,7 @@
         <w:tc>
           <w:tcPr>
             <w:tcW w:w="0" w:type="auto"/>
-            <w:shd w:val="clear"/>
+            <w:shd w:val="clear" w:color="auto" w:fill="auto"/>
             <w:vAlign w:val="center"/>
           </w:tcPr>
           <w:p>
@@ -1697,7 +1708,7 @@
         <w:tc>
           <w:tcPr>
             <w:tcW w:w="0" w:type="auto"/>
-            <w:shd w:val="clear"/>
+            <w:shd w:val="clear" w:color="auto" w:fill="auto"/>
             <w:vAlign w:val="center"/>
           </w:tcPr>
           <w:p>
@@ -1752,7 +1763,7 @@
             <w:insideH w:val="none" w:color="auto" w:sz="0" w:space="0"/>
             <w:insideV w:val="none" w:color="auto" w:sz="0" w:space="0"/>
           </w:tblBorders>
-          <w:shd w:val="clear"/>
+          <w:shd w:val="clear" w:color="auto" w:fill="auto"/>
           <w:tblCellMar>
             <w:top w:w="15" w:type="dxa"/>
             <w:left w:w="15" w:type="dxa"/>
@@ -1766,7 +1777,7 @@
         <w:tc>
           <w:tcPr>
             <w:tcW w:w="0" w:type="auto"/>
-            <w:shd w:val="clear"/>
+            <w:shd w:val="clear" w:color="auto" w:fill="auto"/>
             <w:vAlign w:val="center"/>
           </w:tcPr>
           <w:p>
@@ -1792,7 +1803,7 @@
         <w:tc>
           <w:tcPr>
             <w:tcW w:w="0" w:type="auto"/>
-            <w:shd w:val="clear"/>
+            <w:shd w:val="clear" w:color="auto" w:fill="auto"/>
             <w:vAlign w:val="center"/>
           </w:tcPr>
           <w:p>
@@ -1826,7 +1837,7 @@
             <w:insideH w:val="none" w:color="auto" w:sz="0" w:space="0"/>
             <w:insideV w:val="none" w:color="auto" w:sz="0" w:space="0"/>
           </w:tblBorders>
-          <w:shd w:val="clear"/>
+          <w:shd w:val="clear" w:color="auto" w:fill="auto"/>
           <w:tblCellMar>
             <w:top w:w="15" w:type="dxa"/>
             <w:left w:w="15" w:type="dxa"/>
@@ -1840,7 +1851,7 @@
         <w:tc>
           <w:tcPr>
             <w:tcW w:w="0" w:type="auto"/>
-            <w:shd w:val="clear"/>
+            <w:shd w:val="clear" w:color="auto" w:fill="auto"/>
             <w:vAlign w:val="center"/>
           </w:tcPr>
           <w:p>
@@ -1866,7 +1877,7 @@
         <w:tc>
           <w:tcPr>
             <w:tcW w:w="0" w:type="auto"/>
-            <w:shd w:val="clear"/>
+            <w:shd w:val="clear" w:color="auto" w:fill="auto"/>
             <w:vAlign w:val="center"/>
           </w:tcPr>
           <w:p>
@@ -1900,7 +1911,7 @@
             <w:insideH w:val="none" w:color="auto" w:sz="0" w:space="0"/>
             <w:insideV w:val="none" w:color="auto" w:sz="0" w:space="0"/>
           </w:tblBorders>
-          <w:shd w:val="clear"/>
+          <w:shd w:val="clear" w:color="auto" w:fill="auto"/>
           <w:tblCellMar>
             <w:top w:w="15" w:type="dxa"/>
             <w:left w:w="15" w:type="dxa"/>
@@ -1914,7 +1925,7 @@
         <w:tc>
           <w:tcPr>
             <w:tcW w:w="0" w:type="auto"/>
-            <w:shd w:val="clear"/>
+            <w:shd w:val="clear" w:color="auto" w:fill="auto"/>
             <w:vAlign w:val="center"/>
           </w:tcPr>
           <w:p>
@@ -1940,7 +1951,7 @@
         <w:tc>
           <w:tcPr>
             <w:tcW w:w="0" w:type="auto"/>
-            <w:shd w:val="clear"/>
+            <w:shd w:val="clear" w:color="auto" w:fill="auto"/>
             <w:vAlign w:val="center"/>
           </w:tcPr>
           <w:p>
@@ -2010,6 +2021,7 @@
     <w:p>
       <w:pPr>
         <w:numPr>
+          <w:ilvl w:val="0"/>
           <w:numId w:val="0"/>
         </w:numPr>
         <w:rPr>
@@ -2028,6 +2040,7 @@
     <w:p>
       <w:pPr>
         <w:numPr>
+          <w:ilvl w:val="0"/>
           <w:numId w:val="0"/>
         </w:numPr>
         <w:rPr>
@@ -2046,17 +2059,19 @@
     <w:p>
       <w:pPr>
         <w:numPr>
-          <w:numId w:val="0"/>
-        </w:numPr>
-        <w:rPr>
-          <w:rFonts w:hint="default"/>
-          <w:lang w:val="en-US"/>
-        </w:rPr>
-      </w:pPr>
-    </w:p>
-    <w:p>
-      <w:pPr>
-        <w:numPr>
+          <w:ilvl w:val="0"/>
+          <w:numId w:val="0"/>
+        </w:numPr>
+        <w:rPr>
+          <w:rFonts w:hint="default"/>
+          <w:lang w:val="en-US"/>
+        </w:rPr>
+      </w:pPr>
+    </w:p>
+    <w:p>
+      <w:pPr>
+        <w:numPr>
+          <w:ilvl w:val="0"/>
           <w:numId w:val="0"/>
         </w:numPr>
         <w:rPr>
@@ -2075,17 +2090,19 @@
     <w:p>
       <w:pPr>
         <w:numPr>
-          <w:numId w:val="0"/>
-        </w:numPr>
-        <w:rPr>
-          <w:rFonts w:hint="default"/>
-          <w:lang w:val="en-US"/>
-        </w:rPr>
-      </w:pPr>
-    </w:p>
-    <w:p>
-      <w:pPr>
-        <w:numPr>
+          <w:ilvl w:val="0"/>
+          <w:numId w:val="0"/>
+        </w:numPr>
+        <w:rPr>
+          <w:rFonts w:hint="default"/>
+          <w:lang w:val="en-US"/>
+        </w:rPr>
+      </w:pPr>
+    </w:p>
+    <w:p>
+      <w:pPr>
+        <w:numPr>
+          <w:ilvl w:val="0"/>
           <w:numId w:val="0"/>
         </w:numPr>
         <w:rPr>
@@ -2119,6 +2136,7 @@
     <w:p>
       <w:pPr>
         <w:numPr>
+          <w:ilvl w:val="0"/>
           <w:numId w:val="0"/>
         </w:numPr>
         <w:rPr>
@@ -2539,6 +2557,7 @@
     <w:p>
       <w:pPr>
         <w:numPr>
+          <w:ilvl w:val="0"/>
           <w:numId w:val="0"/>
         </w:numPr>
         <w:rPr>
@@ -2565,6 +2584,7 @@
     <w:p>
       <w:pPr>
         <w:numPr>
+          <w:ilvl w:val="0"/>
           <w:numId w:val="0"/>
         </w:numPr>
         <w:rPr>
@@ -2583,6 +2603,7 @@
     <w:p>
       <w:pPr>
         <w:numPr>
+          <w:ilvl w:val="0"/>
           <w:numId w:val="0"/>
         </w:numPr>
         <w:rPr>
@@ -2601,17 +2622,19 @@
     <w:p>
       <w:pPr>
         <w:numPr>
-          <w:numId w:val="0"/>
-        </w:numPr>
-        <w:rPr>
-          <w:rFonts w:hint="default"/>
-          <w:lang w:val="en-US"/>
-        </w:rPr>
-      </w:pPr>
-    </w:p>
-    <w:p>
-      <w:pPr>
-        <w:numPr>
+          <w:ilvl w:val="0"/>
+          <w:numId w:val="0"/>
+        </w:numPr>
+        <w:rPr>
+          <w:rFonts w:hint="default"/>
+          <w:lang w:val="en-US"/>
+        </w:rPr>
+      </w:pPr>
+    </w:p>
+    <w:p>
+      <w:pPr>
+        <w:numPr>
+          <w:ilvl w:val="0"/>
           <w:numId w:val="0"/>
         </w:numPr>
         <w:rPr>
@@ -2630,17 +2653,19 @@
     <w:p>
       <w:pPr>
         <w:numPr>
-          <w:numId w:val="0"/>
-        </w:numPr>
-        <w:rPr>
-          <w:rFonts w:hint="default"/>
-          <w:lang w:val="en-US"/>
-        </w:rPr>
-      </w:pPr>
-    </w:p>
-    <w:p>
-      <w:pPr>
-        <w:numPr>
+          <w:ilvl w:val="0"/>
+          <w:numId w:val="0"/>
+        </w:numPr>
+        <w:rPr>
+          <w:rFonts w:hint="default"/>
+          <w:lang w:val="en-US"/>
+        </w:rPr>
+      </w:pPr>
+    </w:p>
+    <w:p>
+      <w:pPr>
+        <w:numPr>
+          <w:ilvl w:val="0"/>
           <w:numId w:val="0"/>
         </w:numPr>
         <w:rPr>
@@ -2659,17 +2684,19 @@
     <w:p>
       <w:pPr>
         <w:numPr>
-          <w:numId w:val="0"/>
-        </w:numPr>
-        <w:rPr>
-          <w:rFonts w:hint="default"/>
-          <w:lang w:val="en-US"/>
-        </w:rPr>
-      </w:pPr>
-    </w:p>
-    <w:p>
-      <w:pPr>
-        <w:numPr>
+          <w:ilvl w:val="0"/>
+          <w:numId w:val="0"/>
+        </w:numPr>
+        <w:rPr>
+          <w:rFonts w:hint="default"/>
+          <w:lang w:val="en-US"/>
+        </w:rPr>
+      </w:pPr>
+    </w:p>
+    <w:p>
+      <w:pPr>
+        <w:numPr>
+          <w:ilvl w:val="0"/>
           <w:numId w:val="0"/>
         </w:numPr>
         <w:rPr>
@@ -2688,17 +2715,19 @@
     <w:p>
       <w:pPr>
         <w:numPr>
-          <w:numId w:val="0"/>
-        </w:numPr>
-        <w:rPr>
-          <w:rFonts w:hint="default"/>
-          <w:lang w:val="en-US"/>
-        </w:rPr>
-      </w:pPr>
-    </w:p>
-    <w:p>
-      <w:pPr>
-        <w:numPr>
+          <w:ilvl w:val="0"/>
+          <w:numId w:val="0"/>
+        </w:numPr>
+        <w:rPr>
+          <w:rFonts w:hint="default"/>
+          <w:lang w:val="en-US"/>
+        </w:rPr>
+      </w:pPr>
+    </w:p>
+    <w:p>
+      <w:pPr>
+        <w:numPr>
+          <w:ilvl w:val="0"/>
           <w:numId w:val="0"/>
         </w:numPr>
         <w:rPr>
@@ -2717,6 +2746,7 @@
     <w:p>
       <w:pPr>
         <w:numPr>
+          <w:ilvl w:val="0"/>
           <w:numId w:val="0"/>
         </w:numPr>
         <w:rPr>
@@ -2735,6 +2765,7 @@
     <w:p>
       <w:pPr>
         <w:numPr>
+          <w:ilvl w:val="0"/>
           <w:numId w:val="0"/>
         </w:numPr>
         <w:rPr>
@@ -2753,17 +2784,19 @@
     <w:p>
       <w:pPr>
         <w:numPr>
-          <w:numId w:val="0"/>
-        </w:numPr>
-        <w:rPr>
-          <w:rFonts w:hint="default"/>
-          <w:lang w:val="en-US"/>
-        </w:rPr>
-      </w:pPr>
-    </w:p>
-    <w:p>
-      <w:pPr>
-        <w:numPr>
+          <w:ilvl w:val="0"/>
+          <w:numId w:val="0"/>
+        </w:numPr>
+        <w:rPr>
+          <w:rFonts w:hint="default"/>
+          <w:lang w:val="en-US"/>
+        </w:rPr>
+      </w:pPr>
+    </w:p>
+    <w:p>
+      <w:pPr>
+        <w:numPr>
+          <w:ilvl w:val="0"/>
           <w:numId w:val="0"/>
         </w:numPr>
         <w:rPr>
@@ -2797,6 +2830,7 @@
     <w:p>
       <w:pPr>
         <w:numPr>
+          <w:ilvl w:val="0"/>
           <w:numId w:val="0"/>
         </w:numPr>
         <w:rPr>
@@ -2811,8 +2845,6 @@
         </w:rPr>
         <w:t>Ans: The JWT is sent in the HTTP Authorization header using the Bearer authentication scheme. For every protected API request, the client includes the JWT in the request header, and Spring Security extracts and validates it before processing the request."</w:t>
       </w:r>
-      <w:bookmarkStart w:id="0" w:name="_GoBack"/>
-      <w:bookmarkEnd w:id="0"/>
       <w:r>
         <w:rPr>
           <w:rFonts w:hint="default"/>
@@ -3007,14 +3039,14 @@
     <w:lsdException w:unhideWhenUsed="0" w:uiPriority="0" w:semiHidden="0" w:name="Document Map"/>
     <w:lsdException w:unhideWhenUsed="0" w:uiPriority="0" w:semiHidden="0" w:name="Plain Text"/>
     <w:lsdException w:unhideWhenUsed="0" w:uiPriority="0" w:semiHidden="0" w:name="E-mail Signature"/>
-    <w:lsdException w:unhideWhenUsed="0" w:uiPriority="0" w:semiHidden="0" w:name="Normal (Web)"/>
+    <w:lsdException w:qFormat="1" w:unhideWhenUsed="0" w:uiPriority="0" w:semiHidden="0" w:name="Normal (Web)"/>
     <w:lsdException w:unhideWhenUsed="0" w:uiPriority="0" w:semiHidden="0" w:name="HTML Acronym"/>
     <w:lsdException w:unhideWhenUsed="0" w:uiPriority="0" w:semiHidden="0" w:name="HTML Address"/>
     <w:lsdException w:unhideWhenUsed="0" w:uiPriority="0" w:semiHidden="0" w:name="HTML Cite"/>
-    <w:lsdException w:unhideWhenUsed="0" w:uiPriority="0" w:semiHidden="0" w:name="HTML Code"/>
+    <w:lsdException w:qFormat="1" w:unhideWhenUsed="0" w:uiPriority="0" w:semiHidden="0" w:name="HTML Code"/>
     <w:lsdException w:unhideWhenUsed="0" w:uiPriority="0" w:semiHidden="0" w:name="HTML Definition"/>
     <w:lsdException w:unhideWhenUsed="0" w:uiPriority="0" w:semiHidden="0" w:name="HTML Keyboard"/>
-    <w:lsdException w:unhideWhenUsed="0" w:uiPriority="0" w:semiHidden="0" w:name="HTML Preformatted"/>
+    <w:lsdException w:qFormat="1" w:unhideWhenUsed="0" w:uiPriority="0" w:semiHidden="0" w:name="HTML Preformatted"/>
     <w:lsdException w:unhideWhenUsed="0" w:uiPriority="0" w:semiHidden="0" w:name="HTML Sample"/>
     <w:lsdException w:unhideWhenUsed="0" w:uiPriority="0" w:semiHidden="0" w:name="HTML Typewriter"/>
     <w:lsdException w:unhideWhenUsed="0" w:uiPriority="0" w:semiHidden="0" w:name="HTML Variable"/>
@@ -3196,6 +3228,7 @@
   <w:style w:type="character" w:styleId="4">
     <w:name w:val="HTML Code"/>
     <w:basedOn w:val="2"/>
+    <w:qFormat/>
     <w:uiPriority w:val="0"/>
     <w:rPr>
       <w:rFonts w:ascii="Courier New" w:hAnsi="Courier New" w:cs="Courier New"/>
@@ -3205,6 +3238,7 @@
   </w:style>
   <w:style w:type="paragraph" w:styleId="5">
     <w:name w:val="HTML Preformatted"/>
+    <w:qFormat/>
     <w:uiPriority w:val="0"/>
     <w:pPr>
       <w:tabs>
@@ -3237,6 +3271,7 @@
   </w:style>
   <w:style w:type="paragraph" w:styleId="6">
     <w:name w:val="Normal (Web)"/>
+    <w:qFormat/>
     <w:uiPriority w:val="0"/>
     <w:pPr>
       <w:spacing w:before="0" w:beforeAutospacing="1" w:after="0" w:afterAutospacing="1"/>
@@ -3244,6 +3279,7 @@
       <w:jc w:val="left"/>
     </w:pPr>
     <w:rPr>
+      <w:rFonts w:ascii="Times New Roman" w:hAnsi="Times New Roman" w:eastAsia="SimSun" w:cs="Times New Roman"/>
       <w:kern w:val="0"/>
       <w:sz w:val="24"/>
       <w:szCs w:val="24"/>
